--- a/deed_of_trust_template.docx
+++ b/deed_of_trust_template.docx
@@ -268,7 +268,25 @@
         <w:rPr>
           <w:b/>
         </w:rPr>
-        <w:t xml:space="preserve">{TRUSTEE}} </w:t>
+        <w:t>{TRUSTEE}}</w:t>
+      </w:r>
+      <w:r>
+        <w:rPr>
+          <w:b/>
+        </w:rPr>
+        <w:t xml:space="preserve">, whose address is </w:t>
+      </w:r>
+      <w:r>
+        <w:rPr>
+          <w:b/>
+        </w:rPr>
+        <w:t>10505 Sorrento Valley Rd Unit 125, San Diego, CA 92121</w:t>
+      </w:r>
+      <w:r>
+        <w:rPr>
+          <w:b/>
+        </w:rPr>
+        <w:t xml:space="preserve"> </w:t>
       </w:r>
       <w:r>
         <w:t>(herein “Trustee”), and</w:t>
@@ -453,11 +471,6 @@
     </w:p>
     <w:p>
       <w:pPr>
-        <w:jc w:val="both"/>
-      </w:pPr>
-    </w:p>
-    <w:p>
-      <w:pPr>
         <w:jc w:val="center"/>
       </w:pPr>
       <w:r>
@@ -587,11 +600,11 @@
         <w:t>2. Funds for Taxes and Insurance (Impounds)</w:t>
       </w:r>
       <w:r>
-        <w:t xml:space="preserve">. Subject to applicable law, and if required by the Lender, Borrower shall pay to Lender on the day monthly payments of principal and interest are payable under the Note, until the Note is paid in full, a sum (herein </w:t>
+        <w:t xml:space="preserve">. Subject to applicable law, and if required by the Lender, Borrower shall pay to Lender on the day monthly payments of principal and interest are payable under the Note, until the Note is paid in full, a sum (herein “Funds”) equal to one-twelfth of the yearly taxes and assessments (including condominium and planned unit development assessments, </w:t>
       </w:r>
       <w:r>
         <w:lastRenderedPageBreak/>
-        <w:t>“Funds”) equal to one-twelfth of the yearly taxes and assessments (including condominium and planned unit development assessments, if any) which may attain priority over this Deed of Trust, and ground rents on the Property, if any, plus one-twelfth of yearly premium installments for hazard insurance, plus one-twelfth of yearly premium installments for mortgage insurance,  if any, all as reasonably estimated initially and from time to time by Lender on the basis of assessments and bills and reasonable estimates thereof. Borrower shall not be obligated to make such payments of Funds to Lender to the extent that Borrower makes such payments to the holder of a prior mortgage or deed of trust if such holder is an institutional Lender.</w:t>
+        <w:t>if any) which may attain priority over this Deed of Trust, and ground rents on the Property, if any, plus one-twelfth of yearly premium installments for hazard insurance, plus one-twelfth of yearly premium installments for mortgage insurance,  if any, all as reasonably estimated initially and from time to time by Lender on the basis of assessments and bills and reasonable estimates thereof. Borrower shall not be obligated to make such payments of Funds to Lender to the extent that Borrower makes such payments to the holder of a prior mortgage or deed of trust if such holder is an institutional Lender.</w:t>
       </w:r>
     </w:p>
     <w:p>
@@ -679,409 +692,401 @@
         <w:t>5. Hazard Insurance.</w:t>
       </w:r>
       <w:r>
-        <w:t xml:space="preserve"> Borrower agrees to provide, maintain and deliver to Lender fire insurance satisfactory and with loss payable to Lender. The amount collected under any fire or other insurance policy may be applied by Lender upon any indebtedness secured hereby </w:t>
+        <w:t xml:space="preserve"> Borrower agrees to provide, maintain and deliver to Lender fire insurance satisfactory and with loss payable to Lender. The amount collected under any fire or other insurance policy may be applied by Lender upon any indebtedness secured hereby and in such order as Lender may determine, or at option of Lender the entire amount so collected or </w:t>
       </w:r>
       <w:proofErr w:type="gramStart"/>
       <w:r>
-        <w:t>and in such order</w:t>
+        <w:t>any  part</w:t>
       </w:r>
       <w:proofErr w:type="gramEnd"/>
       <w:r>
-        <w:t xml:space="preserve"> as Lender may determine, or at option of Lender the entire amount so collected or </w:t>
+        <w:t xml:space="preserve"> thereof may be released to the Borrower. Such application or release shall not cure or waive any Default or Notice of Default hereunder or invalidate </w:t>
       </w:r>
       <w:proofErr w:type="gramStart"/>
       <w:r>
-        <w:t>any  part</w:t>
+        <w:t>any  act</w:t>
       </w:r>
       <w:proofErr w:type="gramEnd"/>
       <w:r>
-        <w:t xml:space="preserve"> thereof may be released to the Borrower. Such application or release shall not cure or waive any Default or Notice of Default hereunder or invalidate </w:t>
+        <w:t xml:space="preserve"> done pursuant to such notice.</w:t>
+      </w:r>
+    </w:p>
+    <w:p>
+      <w:pPr>
+        <w:ind w:firstLine="360"/>
+        <w:jc w:val="both"/>
+      </w:pPr>
+      <w:r>
+        <w:t xml:space="preserve">The insurance carrier providing the insurance shall be chosen by Borrower subject to approval by Lender; provided that such approval shall not be unreasonably withheld. All insurance policies and renewals thereof shall be in a form acceptable to Lender </w:t>
       </w:r>
       <w:proofErr w:type="gramStart"/>
       <w:r>
-        <w:t>any  act</w:t>
+        <w:t>and  shall</w:t>
       </w:r>
       <w:proofErr w:type="gramEnd"/>
       <w:r>
-        <w:t xml:space="preserve"> done pursuant to such notice.</w:t>
-      </w:r>
-    </w:p>
-    <w:p>
-      <w:pPr>
-        <w:ind w:firstLine="360"/>
-        <w:jc w:val="both"/>
-      </w:pPr>
-      <w:r>
-        <w:t xml:space="preserve">The insurance carrier providing the insurance shall be chosen by Borrower subject to approval by Lender; provided that such approval shall not be unreasonably withheld. All insurance policies and renewals thereof shall be in a form acceptable to Lender </w:t>
+        <w:t xml:space="preserve"> include a standard mortgage clause in favor of and in a form acceptable to Lender. Lender shall have the right to hold the policies and renewals thereof, subject to the terms of any mortgage, deed of trust or other security agreement with a </w:t>
       </w:r>
       <w:proofErr w:type="gramStart"/>
       <w:r>
-        <w:t>and  shall</w:t>
+        <w:t>lien</w:t>
       </w:r>
       <w:proofErr w:type="gramEnd"/>
       <w:r>
-        <w:t xml:space="preserve"> include a standard mortgage clause in favor of and in a form acceptable to Lender. Lender shall have the right to hold the policies and renewals thereof, subject to the terms of any mortgage, deed of trust or other security agreement with a </w:t>
+        <w:t xml:space="preserve"> which has priority over this Deed of Trust.</w:t>
+      </w:r>
+    </w:p>
+    <w:p>
+      <w:pPr>
+        <w:ind w:firstLine="360"/>
+        <w:jc w:val="both"/>
+      </w:pPr>
+      <w:r>
+        <w:t>In the event of a loss, Borrower shall give prompt notice to the insurance carrier and Lender. Lender may make proof of loss if not made promptly by Borrower.</w:t>
+      </w:r>
+    </w:p>
+    <w:p>
+      <w:pPr>
+        <w:ind w:firstLine="360"/>
+        <w:jc w:val="both"/>
+      </w:pPr>
+      <w:r>
+        <w:t>If the Property is abandoned by Borrower, or if Borrower fails to respond to Lender within 30 days from the date notice is mailed by Lender to Borrower that the insurance carrier offers to settle a claim for insurance benefits, Lender is authorized to collect and apply their insurance proceeds at Lender’s option either to restoration or repair of the Property or to the sums secured by this Deed of Trust.</w:t>
+      </w:r>
+    </w:p>
+    <w:p>
+      <w:pPr>
+        <w:ind w:firstLine="360"/>
+        <w:jc w:val="both"/>
+      </w:pPr>
+      <w:r>
+        <w:t>If Borrower obtains earthquake, flood or any other hazard insurance, or any other insurance on the Property, and such insurance is not specifically required by the Lender, then such insurance shall: (</w:t>
+      </w:r>
+      <w:proofErr w:type="spellStart"/>
+      <w:r>
+        <w:t>i</w:t>
+      </w:r>
+      <w:proofErr w:type="spellEnd"/>
+      <w:r>
+        <w:t>) name the Lender as loss payee thereunder, and (ii) be subject to all of the provisions of this paragraph 5.</w:t>
+      </w:r>
+    </w:p>
+    <w:p>
+      <w:pPr>
+        <w:ind w:firstLine="360"/>
+        <w:jc w:val="both"/>
+      </w:pPr>
+      <w:r>
+        <w:rPr>
+          <w:b/>
+        </w:rPr>
+        <w:t>6. Preservation and Maintenance of Property; Leaseholds; Condominiums; Planned Unit Developments.</w:t>
+      </w:r>
+      <w:r>
+        <w:t xml:space="preserve"> Borrower shall keep the Property in good repair and shall not commit waste or permit impairment or deterioration of the Property and shall comply with the provisions of any lease if this Deed of Trust is on a leasehold. If this Deed of Trust is on a unit in a condominium or a planned unit development, Borrower shall perform all of Borrower’s obligations under the declaration of covenants creating or governing the condominium or planned unit development, the by-laws and regulations of the condominium or planned unit development, and constituent documents.</w:t>
+      </w:r>
+    </w:p>
+    <w:p>
+      <w:pPr>
+        <w:ind w:firstLine="360"/>
+        <w:jc w:val="both"/>
+      </w:pPr>
+      <w:r>
+        <w:rPr>
+          <w:b/>
+        </w:rPr>
+        <w:t>7. Protection of Lender’s Security.</w:t>
+      </w:r>
+      <w:r>
+        <w:t xml:space="preserve"> If Borrower fails to perform the covenants and agreements contained in this Deed of Trust, or if any action or proceeding is commenced which affects Lender’s interest in the Property, including but not limited to proceedings by the Lender to obtain relief from stay in any bankruptcy proceeding which would prohibit Lender enforcing its rights under the Deed of </w:t>
+      </w:r>
+      <w:r>
+        <w:lastRenderedPageBreak/>
+        <w:t>Trust, then Lender, at Lender’s option, may make such appearances, disburse such sums, including reasonable attorney’s fees, and take such action as is necessary to protect Lender’s interest. If Lender required mortgage insurance as a condition of making the loan secured by this Deed of Trust, Borrower shall pay the premiums required to maintain such insurance in effect until such time as the requirement for such insurance terminates in accordance with Borrower’s and Lender’s written agreement or applicable law.</w:t>
+      </w:r>
+    </w:p>
+    <w:p>
+      <w:pPr>
+        <w:ind w:firstLine="360"/>
+        <w:jc w:val="both"/>
+      </w:pPr>
+      <w:r>
+        <w:t xml:space="preserve">Any amounts disbursed by Lender pursuant to this paragraph 7, with interest thereon, including but not limited to payment of delinquent taxes and assessments, insurance premiums due, and delinquent amounts owed to prior lien holders, shall become additional indebtedness of Borrower secured by this Deed of </w:t>
       </w:r>
       <w:proofErr w:type="gramStart"/>
       <w:r>
-        <w:t>lien</w:t>
+        <w:t>Trust .</w:t>
       </w:r>
       <w:proofErr w:type="gramEnd"/>
       <w:r>
-        <w:t xml:space="preserve"> which has priority over this Deed of Trust.</w:t>
-      </w:r>
-    </w:p>
-    <w:p>
-      <w:pPr>
-        <w:ind w:firstLine="360"/>
-        <w:jc w:val="both"/>
-      </w:pPr>
-      <w:r>
-        <w:t>In the event of a loss, Borrower shall give prompt notice to the insurance carrier and Lender. Lender may make proof of loss if not made promptly by Borrower.</w:t>
-      </w:r>
-    </w:p>
-    <w:p>
-      <w:pPr>
-        <w:ind w:firstLine="360"/>
-        <w:jc w:val="both"/>
-      </w:pPr>
-      <w:r>
-        <w:t>If the Property is abandoned by Borrower, or if Borrower fails to respond to Lender within 30 days from the date notice is mailed by Lender to Borrower that the insurance carrier offers to settle a claim for insurance benefits, Lender is authorized to collect and apply their insurance proceeds at Lender’s option either to restoration or repair of the Property or to the sums secured by this Deed of Trust.</w:t>
-      </w:r>
-    </w:p>
-    <w:p>
-      <w:pPr>
-        <w:ind w:firstLine="360"/>
-        <w:jc w:val="both"/>
-      </w:pPr>
-      <w:r>
-        <w:t>If Borrower obtains earthquake, flood or any other hazard insurance, or any other insurance on the Property, and such insurance is not specifically required by the Lender, then such insurance shall: (</w:t>
+        <w:t xml:space="preserve"> Such amounts as are disbursed by Lender shall be payable, upon notice from Lender to Borrower requesting payment thereof, and shall bear interest from the date of disbursement at the rate payable on the Note. Nothing contained in </w:t>
+      </w:r>
+      <w:proofErr w:type="gramStart"/>
+      <w:r>
+        <w:t>this paragraph</w:t>
+      </w:r>
+      <w:proofErr w:type="gramEnd"/>
+      <w:r>
+        <w:t xml:space="preserve"> 7 shall require Lender to incur any </w:t>
+      </w:r>
+      <w:proofErr w:type="gramStart"/>
+      <w:r>
+        <w:t>expense</w:t>
+      </w:r>
+      <w:proofErr w:type="gramEnd"/>
+      <w:r>
+        <w:t xml:space="preserve"> or take any action hereunder.</w:t>
+      </w:r>
+    </w:p>
+    <w:p>
+      <w:pPr>
+        <w:ind w:firstLine="360"/>
+        <w:jc w:val="both"/>
+      </w:pPr>
+      <w:r>
+        <w:rPr>
+          <w:b/>
+        </w:rPr>
+        <w:t>8. Inspection.</w:t>
+      </w:r>
+      <w:r>
+        <w:t xml:space="preserve"> Lender may make or cause to be made reasonable entries upon and inspection of the Property, </w:t>
+      </w:r>
+      <w:proofErr w:type="gramStart"/>
+      <w:r>
+        <w:t>provided that</w:t>
+      </w:r>
+      <w:proofErr w:type="gramEnd"/>
+      <w:r>
+        <w:t xml:space="preserve"> Lender shall give Borrower notice prior to any such inspection specifying reasonable cause therefore related to Lender’s interest in the Property.</w:t>
+      </w:r>
+    </w:p>
+    <w:p>
+      <w:pPr>
+        <w:ind w:firstLine="360"/>
+        <w:jc w:val="both"/>
+      </w:pPr>
+      <w:r>
+        <w:rPr>
+          <w:b/>
+        </w:rPr>
+        <w:t xml:space="preserve">9. Condemnation. </w:t>
+      </w:r>
+      <w:r>
+        <w:t>The proceeds of any award or claim for damages, direct or consequential, in conjunction with any condemnation or other taking of the Property, or part thereof, or for conveyance in lieu of condemnation, are hereby assigned and shall be paid to Lender, subject to the terms of any mortgage, deed of trust or other security agreement with a lien which has priority over this Deed of Trust.</w:t>
+      </w:r>
+    </w:p>
+    <w:p>
+      <w:pPr>
+        <w:ind w:firstLine="360"/>
+        <w:jc w:val="both"/>
+      </w:pPr>
+      <w:r>
+        <w:rPr>
+          <w:b/>
+        </w:rPr>
+        <w:t xml:space="preserve">10. Borrower Not Released. </w:t>
+      </w:r>
+      <w:r>
+        <w:t>At any time or from time to time, without liability therefore and without notice upon written request of Lender and presentation of this Deed and said Note for endorsement, and without affecting the personal liability of any person for payment of the indebtedness secured hereby, Trustee may: reconvey any part of said property; consent to the making of any map or plat thereof; join  in granting any easement thereon; or join in any extension agreement or any agreement subordinating the lien or charge thereof. Trustee may, but shall be under no obligation or duty to, appear in or defend any action or proceeding purporting to affect said property or the title thereto, or purporting to affect the security hereof or the rights or powers of Lender or Trustee.</w:t>
+      </w:r>
+    </w:p>
+    <w:p>
+      <w:pPr>
+        <w:ind w:firstLine="360"/>
+        <w:jc w:val="both"/>
+      </w:pPr>
+      <w:r>
+        <w:rPr>
+          <w:b/>
+        </w:rPr>
+        <w:t xml:space="preserve">11. Forbearance by Lender Not a Waiver. </w:t>
+      </w:r>
+      <w:r>
+        <w:t>Any forbearance by Lender in exercising any right or remedy hereunder, or otherwise afforded by applicable law, shall not be a waiver of or preclude the exercise of any such right or remedy. The procurement of insurance or the payment of taxes or other liens or charges by Lender shall not be a waiver of Lender’s right to accelerate the maturity of the indebtedness secured by this Deed of Trust.</w:t>
+      </w:r>
+    </w:p>
+    <w:p>
+      <w:pPr>
+        <w:ind w:firstLine="360"/>
+        <w:jc w:val="both"/>
+      </w:pPr>
+      <w:r>
+        <w:rPr>
+          <w:b/>
+        </w:rPr>
+        <w:t xml:space="preserve">12. Remedies Cumulative. </w:t>
+      </w:r>
+      <w:r>
+        <w:t>All remedies provided in this Deed of Trust are distinct and cumulative to any other or remedy under this Deed of Trust or afforded by law or equity, and may be exercised concurrently, independently or successively.</w:t>
+      </w:r>
+    </w:p>
+    <w:p>
+      <w:pPr>
+        <w:ind w:firstLine="360"/>
+        <w:jc w:val="both"/>
+      </w:pPr>
+      <w:r>
+        <w:rPr>
+          <w:b/>
+        </w:rPr>
+        <w:t xml:space="preserve">13. Successors and Assigns Bound; Joint and Several Liability; Co-signers. </w:t>
+      </w:r>
+      <w:r>
+        <w:t xml:space="preserve">The covenants and agreements herein contained shall bind, and the rights hereunder shall </w:t>
+      </w:r>
+      <w:proofErr w:type="gramStart"/>
+      <w:r>
+        <w:t>inure</w:t>
+      </w:r>
+      <w:proofErr w:type="gramEnd"/>
+      <w:r>
+        <w:t xml:space="preserve"> </w:t>
+      </w:r>
+      <w:proofErr w:type="gramStart"/>
+      <w:r>
+        <w:t>to,</w:t>
+      </w:r>
+      <w:proofErr w:type="gramEnd"/>
+      <w:r>
+        <w:t xml:space="preserve"> the respective successors and assigns of Lender and Borrower, subject to the provisions of paragraph 18 hereof. All covenants and agreements of Borrower shall be joint and several.</w:t>
+      </w:r>
+    </w:p>
+    <w:p>
+      <w:pPr>
+        <w:ind w:firstLine="360"/>
+        <w:jc w:val="both"/>
+      </w:pPr>
+      <w:r>
+        <w:rPr>
+          <w:b/>
+        </w:rPr>
+        <w:t xml:space="preserve">14. Notice. </w:t>
+      </w:r>
+      <w:r>
+        <w:t xml:space="preserve">Except for any notice required under applicable law to be given in another manner, (a) any notice to Borrower provided for in this Deed of Trust shall be given by delivering it or by mailing such notice by certified mail addressed to Borrower or the Property at the Property Address or at such other address as Borrower may designate by notice to Lender as provided herein, and (b) any notice to Lender shall be given by certified mail to Lender, in care of Lender’s Servicing Agent (“Agent”), </w:t>
+      </w:r>
+      <w:r>
+        <w:rPr>
+          <w:b/>
+          <w:bCs/>
+        </w:rPr>
+        <w:t>Note Servicing Center, 3275 E</w:t>
+      </w:r>
+      <w:r>
+        <w:rPr>
+          <w:b/>
+          <w:bCs/>
+        </w:rPr>
+        <w:t xml:space="preserve"> </w:t>
+      </w:r>
+      <w:r>
+        <w:rPr>
+          <w:b/>
+          <w:bCs/>
+        </w:rPr>
+        <w:t xml:space="preserve">Robertson Blvd # B Chowchilla CA 93610 </w:t>
+      </w:r>
+      <w:r>
+        <w:t>or to such other address as Lender or Agent may designate by notice to Borrower as provided herein. Any notice provided for in this Deed of Trust shall be deemed to have been given to Borrower or Lender when given in the manner designated herein.</w:t>
+      </w:r>
+    </w:p>
+    <w:p>
+      <w:pPr>
+        <w:ind w:firstLine="360"/>
+        <w:jc w:val="both"/>
+      </w:pPr>
+      <w:r>
+        <w:rPr>
+          <w:b/>
+        </w:rPr>
+        <w:t xml:space="preserve">15. This Deed of Trust shall be governed by the Laws of the State of California. </w:t>
+      </w:r>
+      <w:r>
+        <w:t xml:space="preserve">In the event that any provision or clause of this Deed of Trust or the Note conflicts with applicable law, such conflict shall not </w:t>
       </w:r>
       <w:proofErr w:type="spellStart"/>
       <w:r>
-        <w:t>i</w:t>
+        <w:t>effect</w:t>
       </w:r>
       <w:proofErr w:type="spellEnd"/>
       <w:r>
-        <w:t>) name the Lender as loss payee thereunder, and (ii) be subject to all of the provisions of this paragraph 5.</w:t>
-      </w:r>
-    </w:p>
-    <w:p>
-      <w:pPr>
-        <w:ind w:firstLine="360"/>
-        <w:jc w:val="both"/>
-      </w:pPr>
-      <w:r>
-        <w:rPr>
-          <w:b/>
-        </w:rPr>
-        <w:t>6. Preservation and Maintenance of Property; Leaseholds; Condominiums; Planned Unit Developments.</w:t>
-      </w:r>
-      <w:r>
-        <w:t xml:space="preserve"> Borrower shall keep the Property in good repair and shall not commit waste or permit impairment or deterioration of the Property and shall comply with the provisions of any lease if this Deed of Trust is on a leasehold. If this Deed of Trust is on a unit in a condominium or a planned unit development, Borrower shall perform all of Borrower’s obligations under the declaration of covenants creating or governing the condominium or planned unit development, the by-laws and regulations of the condominium or planned unit development, and constituent documents.</w:t>
-      </w:r>
-    </w:p>
-    <w:p>
-      <w:pPr>
-        <w:ind w:firstLine="360"/>
-        <w:jc w:val="both"/>
-      </w:pPr>
-      <w:r>
-        <w:rPr>
-          <w:b/>
-        </w:rPr>
-        <w:t>7. Protection of Lender’s Security.</w:t>
-      </w:r>
-      <w:r>
-        <w:t xml:space="preserve"> If Borrower fails to perform the covenants and agreements contained in this Deed of Trust, or if any action or proceeding is commenced which affects Lender’s interest in the Property, including but not limited to proceedings by </w:t>
+        <w:t xml:space="preserve"> other provisions of this Deed of Trust or the Note which can be given effect without the conflicting provision, and to this end the provisions of the Deed of Trust are declared to be severable.</w:t>
+      </w:r>
+    </w:p>
+    <w:p>
+      <w:pPr>
+        <w:ind w:firstLine="360"/>
+        <w:jc w:val="both"/>
+      </w:pPr>
+      <w:r>
+        <w:rPr>
+          <w:b/>
+        </w:rPr>
+        <w:t xml:space="preserve">16. Lender’s Right to Require </w:t>
+      </w:r>
+      <w:proofErr w:type="gramStart"/>
+      <w:r>
+        <w:rPr>
+          <w:b/>
+        </w:rPr>
+        <w:t>The</w:t>
+      </w:r>
+      <w:proofErr w:type="gramEnd"/>
+      <w:r>
+        <w:rPr>
+          <w:b/>
+        </w:rPr>
+        <w:t xml:space="preserve"> Loan to be Paid Off Immediately. </w:t>
+      </w:r>
+      <w:r>
+        <w:t>If the Borrower shall sell, enter into a contract of sale, lease for a term of more than 6-years (including options to renew), lease with an option to purchase for any term, or transfer all or any part of the Property or an interest  therein, excluding (a) the creation of a lien or encumbrance subordinate to this Deed of Trust, (b) or a transfer by devise, descent, or by operation of law upon the death of a joint tenant, the Lender may, at its option declare the Note and any other obligations secured by this Deed of Trust, together with accrued interest thereon, immediately due and payable, in full. No waiver or the Lender’s right to accelerate shall be effective unless it is in writing.</w:t>
+      </w:r>
+    </w:p>
+    <w:p>
+      <w:pPr>
+        <w:ind w:firstLine="360"/>
+        <w:jc w:val="both"/>
+      </w:pPr>
+      <w:r>
+        <w:t>If Lender exercises such option to accelerate, Lender shall mail Borrower notice of acceleration in accordance with paragraph 14 hereof. Such notice shall provide a period of not less than 30 days from the date the notice is mailed within which Borrower may pay the sums declared due. If Borrower fails to pay such sums prior to the expiration of such period, Lender may, without further notice or demand on Borrower, invoke any remedies permitted by paragraph 17 hereof.</w:t>
+      </w:r>
+    </w:p>
+    <w:p>
+      <w:pPr>
+        <w:spacing w:before="120"/>
+        <w:jc w:val="both"/>
+      </w:pPr>
+      <w:r>
+        <w:t>BORROWER AND LENDER FURTHER COVENANT AND AGREE AS FOLLOWS:</w:t>
+      </w:r>
+    </w:p>
+    <w:p>
+      <w:pPr>
+        <w:ind w:firstLine="360"/>
+        <w:jc w:val="both"/>
+      </w:pPr>
+      <w:r>
+        <w:rPr>
+          <w:b/>
+        </w:rPr>
+        <w:t xml:space="preserve">17. Assignment of Rents; Appointment of Receiver; Lender in Possession. </w:t>
+      </w:r>
+      <w:r>
+        <w:t>As additional security hereunder, and without regard to the adequacy of any security for the indebtedness hereby secured, Borrower hereby assigns to Lender the rents of the Property, provided that Borrower shall, prior to acceleration under paragraph 18 hereof or abandonment of the Property, have the right to collect and retain such rents as they become due and payable.</w:t>
+      </w:r>
+    </w:p>
+    <w:p>
+      <w:pPr>
+        <w:ind w:firstLine="360"/>
+        <w:jc w:val="both"/>
+      </w:pPr>
+      <w:r>
+        <w:t xml:space="preserve">Upon acceleration under paragraph 18 hereof or abandonment of the Property, Lender, in person, by Agent or by judicially appointed receiver shall be entitled to enter upon, take possession of and manage the Property and to collect the rents of the Property including those past due. All rents collected by Lender or the receiver shall be applied first to payment of the costs of management of the Property </w:t>
       </w:r>
       <w:r>
         <w:lastRenderedPageBreak/>
-        <w:t>the Lender to obtain relief from stay in any bankruptcy proceeding which would prohibit Lender enforcing its rights under the Deed of Trust, then Lender, at Lender’s option, may make such appearances, disburse such sums, including reasonable attorney’s fees, and take such action as is necessary to protect Lender’s interest. If Lender required mortgage insurance as a condition of making the loan secured by this Deed of Trust, Borrower shall pay the premiums required to maintain such insurance in effect until such time as the requirement for such insurance terminates in accordance with Borrower’s and Lender’s written agreement or applicable law.</w:t>
-      </w:r>
-    </w:p>
-    <w:p>
-      <w:pPr>
-        <w:ind w:firstLine="360"/>
-        <w:jc w:val="both"/>
-      </w:pPr>
-      <w:r>
-        <w:t xml:space="preserve">Any amounts disbursed by Lender pursuant to this paragraph 7, with interest thereon, including but not limited to payment of delinquent taxes and assessments, insurance premiums due, and delinquent amounts owed to prior lien holders, shall become additional indebtedness of Borrower secured by this Deed of </w:t>
-      </w:r>
-      <w:proofErr w:type="gramStart"/>
-      <w:r>
-        <w:t>Trust .</w:t>
-      </w:r>
-      <w:proofErr w:type="gramEnd"/>
-      <w:r>
-        <w:t xml:space="preserve"> Such amounts as are disbursed by Lender shall be payable, upon notice from Lender to Borrower requesting payment thereof, and shall bear interest from the date of disbursement at the rate payable on the Note. Nothing contained in </w:t>
-      </w:r>
-      <w:proofErr w:type="gramStart"/>
-      <w:r>
-        <w:t>this paragraph</w:t>
-      </w:r>
-      <w:proofErr w:type="gramEnd"/>
-      <w:r>
-        <w:t xml:space="preserve"> 7 shall require Lender to incur any </w:t>
-      </w:r>
-      <w:proofErr w:type="gramStart"/>
-      <w:r>
-        <w:t>expense</w:t>
-      </w:r>
-      <w:proofErr w:type="gramEnd"/>
-      <w:r>
-        <w:t xml:space="preserve"> or take any action hereunder.</w:t>
-      </w:r>
-    </w:p>
-    <w:p>
-      <w:pPr>
-        <w:ind w:firstLine="360"/>
-        <w:jc w:val="both"/>
-      </w:pPr>
-      <w:r>
-        <w:rPr>
-          <w:b/>
-        </w:rPr>
-        <w:t>8. Inspection.</w:t>
-      </w:r>
-      <w:r>
-        <w:t xml:space="preserve"> Lender may make or cause to be made reasonable entries upon and inspection of the Property, </w:t>
-      </w:r>
-      <w:proofErr w:type="gramStart"/>
-      <w:r>
-        <w:t>provided that</w:t>
-      </w:r>
-      <w:proofErr w:type="gramEnd"/>
-      <w:r>
-        <w:t xml:space="preserve"> Lender shall give Borrower notice prior to any such inspection specifying reasonable cause therefore related to Lender’s interest in the Property.</w:t>
-      </w:r>
-    </w:p>
-    <w:p>
-      <w:pPr>
-        <w:ind w:firstLine="360"/>
-        <w:jc w:val="both"/>
-      </w:pPr>
-      <w:r>
-        <w:rPr>
-          <w:b/>
-        </w:rPr>
-        <w:t xml:space="preserve">9. Condemnation. </w:t>
-      </w:r>
-      <w:r>
-        <w:t>The proceeds of any award or claim for damages, direct or consequential, in conjunction with any condemnation or other taking of the Property, or part thereof, or for conveyance in lieu of condemnation, are hereby assigned and shall be paid to Lender, subject to the terms of any mortgage, deed of trust or other security agreement with a lien which has priority over this Deed of Trust.</w:t>
-      </w:r>
-    </w:p>
-    <w:p>
-      <w:pPr>
-        <w:ind w:firstLine="360"/>
-        <w:jc w:val="both"/>
-      </w:pPr>
-      <w:r>
-        <w:rPr>
-          <w:b/>
-        </w:rPr>
-        <w:t xml:space="preserve">10. Borrower Not Released. </w:t>
-      </w:r>
-      <w:r>
-        <w:t>At any time or from time to time, without liability therefore and without notice upon written request of Lender and presentation of this Deed and said Note for endorsement, and without affecting the personal liability of any person for payment of the indebtedness secured hereby, Trustee may: reconvey any part of said property; consent to the making of any map or plat thereof; join  in granting any easement thereon; or join in any extension agreement or any agreement subordinating the lien or charge thereof. Trustee may, but shall be under no obligation or duty to, appear in or defend any action or proceeding purporting to affect said property or the title thereto, or purporting to affect the security hereof or the rights or powers of Lender or Trustee.</w:t>
-      </w:r>
-    </w:p>
-    <w:p>
-      <w:pPr>
-        <w:ind w:firstLine="360"/>
-        <w:jc w:val="both"/>
-      </w:pPr>
-      <w:r>
-        <w:rPr>
-          <w:b/>
-        </w:rPr>
-        <w:t xml:space="preserve">11. Forbearance by Lender Not a Waiver. </w:t>
-      </w:r>
-      <w:r>
-        <w:t>Any forbearance by Lender in exercising any right or remedy hereunder, or otherwise afforded by applicable law, shall not be a waiver of or preclude the exercise of any such right or remedy. The procurement of insurance or the payment of taxes or other liens or charges by Lender shall not be a waiver of Lender’s right to accelerate the maturity of the indebtedness secured by this Deed of Trust.</w:t>
-      </w:r>
-    </w:p>
-    <w:p>
-      <w:pPr>
-        <w:ind w:firstLine="360"/>
-        <w:jc w:val="both"/>
-      </w:pPr>
-      <w:r>
-        <w:rPr>
-          <w:b/>
-        </w:rPr>
-        <w:t xml:space="preserve">12. Remedies Cumulative. </w:t>
-      </w:r>
-      <w:r>
-        <w:t>All remedies provided in this Deed of Trust are distinct and cumulative to any other or remedy under this Deed of Trust or afforded by law or equity, and may be exercised concurrently, independently or successively.</w:t>
-      </w:r>
-    </w:p>
-    <w:p>
-      <w:pPr>
-        <w:ind w:firstLine="360"/>
-        <w:jc w:val="both"/>
-      </w:pPr>
-      <w:r>
-        <w:rPr>
-          <w:b/>
-        </w:rPr>
-        <w:t xml:space="preserve">13. Successors and Assigns Bound; Joint and Several Liability; Co-signers. </w:t>
-      </w:r>
-      <w:r>
-        <w:t xml:space="preserve">The covenants and agreements herein contained shall bind, and the rights hereunder shall </w:t>
-      </w:r>
-      <w:proofErr w:type="gramStart"/>
-      <w:r>
-        <w:t>inure</w:t>
-      </w:r>
-      <w:proofErr w:type="gramEnd"/>
-      <w:r>
-        <w:t xml:space="preserve"> </w:t>
-      </w:r>
-      <w:proofErr w:type="gramStart"/>
-      <w:r>
-        <w:t>to,</w:t>
-      </w:r>
-      <w:proofErr w:type="gramEnd"/>
-      <w:r>
-        <w:t xml:space="preserve"> the respective successors and assigns of Lender and Borrower, subject to the provisions of paragraph 18 hereof. All covenants and agreements of Borrower shall be joint and several.</w:t>
-      </w:r>
-    </w:p>
-    <w:p>
-      <w:pPr>
-        <w:ind w:firstLine="360"/>
-        <w:jc w:val="both"/>
-      </w:pPr>
-      <w:r>
-        <w:rPr>
-          <w:b/>
-        </w:rPr>
-        <w:t xml:space="preserve">14. Notice. </w:t>
-      </w:r>
-      <w:r>
-        <w:t xml:space="preserve">Except for any notice required under applicable law to be given in another manner, (a) any notice to Borrower provided for in this Deed of Trust shall be given by delivering it or by mailing such notice by certified mail addressed to Borrower or the Property at the Property Address or at such other address as Borrower may designate by notice to Lender as provided herein, and (b) any notice to Lender shall be given by certified mail to Lender, in care of Lender’s Servicing Agent (“Agent”), </w:t>
-      </w:r>
-      <w:r>
-        <w:rPr>
-          <w:b/>
-          <w:bCs/>
-        </w:rPr>
-        <w:t>Note Servicing Center, 3275 E</w:t>
-      </w:r>
-      <w:r>
-        <w:rPr>
-          <w:b/>
-          <w:bCs/>
-        </w:rPr>
-        <w:t xml:space="preserve"> </w:t>
-      </w:r>
-      <w:r>
-        <w:rPr>
-          <w:b/>
-          <w:bCs/>
-        </w:rPr>
-        <w:t xml:space="preserve">Robertson Blvd # B Chowchilla CA 93610 </w:t>
-      </w:r>
-      <w:r>
-        <w:t>or to such other address as Lender or Agent may designate by notice to Borrower as provided herein. Any notice provided for in this Deed of Trust shall be deemed to have been given to Borrower or Lender when given in the manner designated herein.</w:t>
-      </w:r>
-    </w:p>
-    <w:p>
-      <w:pPr>
-        <w:ind w:firstLine="360"/>
-        <w:jc w:val="both"/>
-      </w:pPr>
-      <w:r>
-        <w:rPr>
-          <w:b/>
-        </w:rPr>
-        <w:t xml:space="preserve">15. This Deed of Trust shall be governed by the Laws of the State of California. </w:t>
-      </w:r>
-      <w:r>
-        <w:t xml:space="preserve">In the event that any provision or clause of this Deed of Trust or the Note conflicts with applicable law, such conflict shall not </w:t>
-      </w:r>
-      <w:proofErr w:type="spellStart"/>
-      <w:r>
-        <w:t>effect</w:t>
-      </w:r>
-      <w:proofErr w:type="spellEnd"/>
-      <w:r>
-        <w:t xml:space="preserve"> other provisions of this Deed of Trust or the Note which can be given effect without the conflicting provision, and to this end the provisions of the Deed of Trust are declared to be severable.</w:t>
-      </w:r>
-    </w:p>
-    <w:p>
-      <w:pPr>
-        <w:ind w:firstLine="360"/>
-        <w:jc w:val="both"/>
-      </w:pPr>
-      <w:r>
-        <w:rPr>
-          <w:b/>
-        </w:rPr>
-        <w:t xml:space="preserve">16. Lender’s Right to Require </w:t>
-      </w:r>
-      <w:proofErr w:type="gramStart"/>
-      <w:r>
-        <w:rPr>
-          <w:b/>
-        </w:rPr>
-        <w:t>The</w:t>
-      </w:r>
-      <w:proofErr w:type="gramEnd"/>
-      <w:r>
-        <w:rPr>
-          <w:b/>
-        </w:rPr>
-        <w:t xml:space="preserve"> Loan to be Paid Off Immediately. </w:t>
-      </w:r>
-      <w:r>
-        <w:t>If the Borrower shall sell, enter into a contract of sale, lease for a term of more than 6-years (including options to renew), lease with an option to purchase for any term, or transfer all or any part of the Property or an interest  therein, excluding (a) the creation of a lien or encumbrance subordinate to this Deed of Trust, (b) or a transfer by devise, descent, or by operation of law upon the death of a joint tenant, the Lender may, at its option declare the Note and any other obligations secured by this Deed of Trust, together with accrued interest thereon, immediately due and payable, in full. No waiver or the Lender’s right to accelerate shall be effective unless it is in writing.</w:t>
-      </w:r>
-    </w:p>
-    <w:p>
-      <w:pPr>
-        <w:ind w:firstLine="360"/>
-        <w:jc w:val="both"/>
-      </w:pPr>
-      <w:r>
-        <w:t>If Lender exercises such option to accelerate, Lender shall mail Borrower notice of acceleration in accordance with paragraph 14 hereof. Such notice shall provide a period of not less than 30 days from the date the notice is mailed within which Borrower may pay the sums declared due. If Borrower fails to pay such sums prior to the expiration of such period, Lender may, without further notice or demand on Borrower, invoke any remedies permitted by paragraph 17 hereof.</w:t>
-      </w:r>
-    </w:p>
-    <w:p>
-      <w:pPr>
-        <w:spacing w:before="120"/>
-        <w:jc w:val="both"/>
-      </w:pPr>
-      <w:r>
-        <w:t>BORROWER AND LENDER FURTHER COVENANT AND AGREE AS FOLLOWS:</w:t>
-      </w:r>
-    </w:p>
-    <w:p>
-      <w:pPr>
-        <w:ind w:firstLine="360"/>
-        <w:jc w:val="both"/>
-      </w:pPr>
-      <w:r>
-        <w:rPr>
-          <w:b/>
-        </w:rPr>
-        <w:t xml:space="preserve">17. Assignment of Rents; Appointment of Receiver; Lender in Possession. </w:t>
-      </w:r>
-      <w:r>
-        <w:t>As additional security hereunder, and without regard to the adequacy of any security for the indebtedness hereby secured, Borrower hereby assigns to Lender the rents of the Property, provided that Borrower shall, prior to acceleration under paragraph 18 hereof or abandonment of the Property, have the right to collect and retain such rents as they become due and payable.</w:t>
-      </w:r>
-    </w:p>
-    <w:p>
-      <w:pPr>
-        <w:ind w:firstLine="360"/>
-        <w:jc w:val="both"/>
-      </w:pPr>
-      <w:r>
-        <w:t xml:space="preserve">Upon acceleration under paragraph 18 hereof or abandonment of the Property, Lender, in person, by Agent or by judicially appointed receiver shall be entitled to enter upon, take possession of and manage the Property and to collect the rents of the Property including </w:t>
-      </w:r>
-      <w:r>
-        <w:lastRenderedPageBreak/>
-        <w:t xml:space="preserve">those past due. All rents collected by Lender or the receiver shall be applied first to payment of the costs of management of the Property and collection of rents, including, but not limited to, receiver’s fees, premiums on receiver’s bonds and reasonable attorney’s fees, and then to the sums secured by this Deed of Trust. Lender and the receiver shall be liable to account only for those rents </w:t>
+        <w:t xml:space="preserve">and collection of rents, including, but not limited to, receiver’s fees, premiums on receiver’s bonds and reasonable attorney’s fees, and then to the sums secured by this Deed of Trust. Lender and the receiver shall be liable to account only for those rents </w:t>
       </w:r>
       <w:proofErr w:type="gramStart"/>
       <w:r>
@@ -1450,29 +1455,6 @@
               </w:tabs>
               <w:spacing w:before="12"/>
               <w:rPr>
-                <w:noProof/>
-                <w:color w:val="211E1F"/>
-                <w:sz w:val="18"/>
-                <w:szCs w:val="18"/>
-              </w:rPr>
-            </w:pPr>
-            <w:r>
-              <w:rPr>
-                <w:color w:val="211E1F"/>
-                <w:sz w:val="18"/>
-                <w:szCs w:val="18"/>
-              </w:rPr>
-              <w:t>{{VESTING}}</w:t>
-            </w:r>
-          </w:p>
-          <w:p>
-            <w:pPr>
-              <w:pStyle w:val="BodyText"/>
-              <w:tabs>
-                <w:tab w:val="left" w:pos="5118"/>
-              </w:tabs>
-              <w:spacing w:before="12"/>
-              <w:rPr>
                 <w:rFonts w:ascii="Times New Roman" w:hAnsi="Times New Roman" w:cs="Times New Roman"/>
                 <w:color w:val="211E1F"/>
                 <w:sz w:val="18"/>
@@ -1580,15 +1562,7 @@
                 <w:sz w:val="18"/>
                 <w:szCs w:val="18"/>
               </w:rPr>
-              <w:t>{{SIGNATURE_FOOTER</w:t>
-            </w:r>
-            <w:r>
-              <w:rPr>
-                <w:color w:val="211E1F"/>
-                <w:sz w:val="18"/>
-                <w:szCs w:val="18"/>
-              </w:rPr>
-              <w:t>_2</w:t>
+              <w:t>{{SIGNATURE_FOOTER_2</w:t>
             </w:r>
             <w:proofErr w:type="gramStart"/>
             <w:r>
@@ -1628,46 +1602,7 @@
                 <w:sz w:val="18"/>
                 <w:szCs w:val="18"/>
               </w:rPr>
-              <w:t>{{SIGNATURE_TITLE</w:t>
-            </w:r>
-            <w:r>
-              <w:rPr>
-                <w:color w:val="211E1F"/>
-                <w:sz w:val="18"/>
-                <w:szCs w:val="18"/>
-              </w:rPr>
-              <w:t>_2</w:t>
-            </w:r>
-            <w:r>
-              <w:rPr>
-                <w:color w:val="211E1F"/>
-                <w:sz w:val="18"/>
-                <w:szCs w:val="18"/>
-              </w:rPr>
-              <w:t>}}</w:t>
-            </w:r>
-          </w:p>
-          <w:p>
-            <w:pPr>
-              <w:pStyle w:val="BodyText"/>
-              <w:tabs>
-                <w:tab w:val="left" w:pos="5118"/>
-              </w:tabs>
-              <w:spacing w:before="12"/>
-              <w:rPr>
-                <w:noProof/>
-                <w:color w:val="211E1F"/>
-                <w:sz w:val="18"/>
-                <w:szCs w:val="18"/>
-              </w:rPr>
-            </w:pPr>
-            <w:r>
-              <w:rPr>
-                <w:color w:val="211E1F"/>
-                <w:sz w:val="18"/>
-                <w:szCs w:val="18"/>
-              </w:rPr>
-              <w:t>{{VESTING}}</w:t>
+              <w:t>{{SIGNATURE_TITLE_2}}</w:t>
             </w:r>
           </w:p>
           <w:p>
@@ -1767,6 +1702,7 @@
               <w:rPr>
                 <w:b/>
               </w:rPr>
+              <w:lastRenderedPageBreak/>
               <w:t>UNDER SUPERIOR MORTGAGES OR DEEDS OF TRUST</w:t>
             </w:r>
           </w:p>
@@ -1811,32 +1747,7 @@
       </w:r>
     </w:p>
     <w:p/>
-    <w:p>
-      <w:r>
-        <w:fldChar w:fldCharType="begin"/>
-      </w:r>
-      <w:r>
-        <w:instrText xml:space="preserve"> MERGEFIELD  Borrowe</w:instrText>
-      </w:r>
-      <w:r>
-        <w:instrText>r</w:instrText>
-      </w:r>
-      <w:r>
-        <w:instrText xml:space="preserve">Signatures </w:instrText>
-      </w:r>
-      <w:r>
-        <w:fldChar w:fldCharType="separate"/>
-      </w:r>
-      <w:r>
-        <w:rPr>
-          <w:noProof/>
-        </w:rPr>
-        <w:t>«BorrowerSignatures»</w:t>
-      </w:r>
-      <w:r>
-        <w:fldChar w:fldCharType="end"/>
-      </w:r>
-    </w:p>
+    <w:p/>
     <w:tbl>
       <w:tblPr>
         <w:tblW w:w="0" w:type="auto"/>
